--- a/HRCP-KKU-Academic/src/main/resources/templates/docx/doc_9.docx
+++ b/HRCP-KKU-Academic/src/main/resources/templates/docx/doc_9.docx
@@ -102,7 +102,7 @@
     </w:p>
     <w:p>
       <w:pPr>
-        <w:jc w:val="both"/>
+        <w:jc w:val="thaiDistribute"/>
         <w:rPr>
           <w:rFonts w:ascii="TH Sarabun New" w:hAnsi="TH Sarabun New" w:cs="TH Sarabun New"/>
           <w:color w:val="000000" w:themeColor="text1"/>
@@ -165,7 +165,7 @@
     </w:p>
     <w:p>
       <w:pPr>
-        <w:jc w:val="both"/>
+        <w:jc w:val="thaiDistribute"/>
         <w:rPr>
           <w:rFonts w:ascii="TH Sarabun New" w:hAnsi="TH Sarabun New" w:cs="TH Sarabun New"/>
           <w:color w:val="000000" w:themeColor="text1"/>
@@ -311,7 +311,7 @@
     </w:p>
     <w:p>
       <w:pPr>
-        <w:jc w:val="both"/>
+        <w:jc w:val="thaiDistribute"/>
         <w:rPr>
           <w:rFonts w:ascii="TH Sarabun New" w:hAnsi="TH Sarabun New" w:cs="TH Sarabun New"/>
           <w:b/>
